--- a/отчет/Отчет_ПР1_Майоров_ЭФБО-04-24.docx
+++ b/отчет/Отчет_ПР1_Майоров_ЭФБО-04-24.docx
@@ -1669,141 +1669,9 @@
           <w:b/>
           <w:sz w:val="28"/>
         </w:rPr>
-        <w:t>2. Выполненные материалы Яндекс Практикума</w:t>
-      </w:r>
-    </w:p>
-    <w:tbl>
-      <w:tblPr>
-        <w:tblW w:type="auto" w:w="0"/>
-        <w:tblLook w:firstColumn="1" w:firstRow="1" w:lastColumn="0" w:lastRow="0" w:noHBand="0" w:noVBand="1" w:val="04A0"/>
-        <w:tblBorders>
-          <w:top w:val="single" w:sz="4" w:color="000000"/>
-          <w:left w:val="single" w:sz="4" w:color="000000"/>
-          <w:bottom w:val="single" w:sz="4" w:color="000000"/>
-          <w:right w:val="single" w:sz="4" w:color="000000"/>
-          <w:insideH w:val="single" w:sz="4" w:color="000000"/>
-          <w:insideV w:val="single" w:sz="4" w:color="000000"/>
-        </w:tblBorders>
-      </w:tblPr>
-      <w:tblGrid>
-        <w:gridCol w:w="4677"/>
-        <w:gridCol w:w="4677"/>
-      </w:tblGrid>
-      <w:tr>
-        <w:tc>
-          <w:tcPr>
-            <w:tcW w:type="dxa" w:w="4677"/>
-          </w:tcPr>
-          <w:p>
-            <w:pPr>
-              <w:spacing w:line="240" w:lineRule="auto" w:after="0"/>
-            </w:pPr>
-            <w:r>
-              <w:rPr>
-                <w:rFonts w:ascii="Times New Roman" w:hAnsi="Times New Roman"/>
-                <w:b/>
-                <w:sz w:val="24"/>
-              </w:rPr>
-              <w:t>Раздел</w:t>
-            </w:r>
-          </w:p>
-        </w:tc>
-        <w:tc>
-          <w:tcPr>
-            <w:tcW w:type="dxa" w:w="4677"/>
-          </w:tcPr>
-          <w:p>
-            <w:pPr>
-              <w:spacing w:line="240" w:lineRule="auto" w:after="0"/>
-            </w:pPr>
-            <w:r>
-              <w:rPr>
-                <w:rFonts w:ascii="Times New Roman" w:hAnsi="Times New Roman"/>
-                <w:b/>
-                <w:sz w:val="24"/>
-              </w:rPr>
-              <w:t>Выполненные темы</w:t>
-            </w:r>
-          </w:p>
-        </w:tc>
-      </w:tr>
-      <w:tr>
-        <w:tc>
-          <w:tcPr>
-            <w:tcW w:type="dxa" w:w="4677"/>
-          </w:tcPr>
-          <w:p>
-            <w:pPr>
-              <w:spacing w:line="240" w:lineRule="auto" w:after="0"/>
-            </w:pPr>
-            <w:r>
-              <w:rPr>
-                <w:rFonts w:ascii="Times New Roman" w:hAnsi="Times New Roman"/>
-                <w:b w:val="0"/>
-                <w:sz w:val="24"/>
-              </w:rPr>
-              <w:t>01. Основы Python</w:t>
-            </w:r>
-          </w:p>
-        </w:tc>
-        <w:tc>
-          <w:tcPr>
-            <w:tcW w:type="dxa" w:w="4677"/>
-          </w:tcPr>
-          <w:p>
-            <w:pPr>
-              <w:spacing w:line="240" w:lineRule="auto" w:after="0"/>
-            </w:pPr>
-            <w:r>
-              <w:rPr>
-                <w:rFonts w:ascii="Times New Roman" w:hAnsi="Times New Roman"/>
-                <w:b w:val="0"/>
-                <w:sz w:val="24"/>
-              </w:rPr>
-              <w:t>Погружение в Python; Простые типы данных; Ветвления; Импортируемые типы данных</w:t>
-            </w:r>
-          </w:p>
-        </w:tc>
-      </w:tr>
-      <w:tr>
-        <w:tc>
-          <w:tcPr>
-            <w:tcW w:type="dxa" w:w="4677"/>
-          </w:tcPr>
-          <w:p>
-            <w:pPr>
-              <w:spacing w:line="240" w:lineRule="auto" w:after="0"/>
-            </w:pPr>
-            <w:r>
-              <w:rPr>
-                <w:rFonts w:ascii="Times New Roman" w:hAnsi="Times New Roman"/>
-                <w:b w:val="0"/>
-                <w:sz w:val="24"/>
-              </w:rPr>
-              <w:t>02. Настройка рабочего окружения</w:t>
-            </w:r>
-          </w:p>
-        </w:tc>
-        <w:tc>
-          <w:tcPr>
-            <w:tcW w:type="dxa" w:w="4677"/>
-          </w:tcPr>
-          <w:p>
-            <w:pPr>
-              <w:spacing w:line="240" w:lineRule="auto" w:after="0"/>
-            </w:pPr>
-            <w:r>
-              <w:rPr>
-                <w:rFonts w:ascii="Times New Roman" w:hAnsi="Times New Roman"/>
-                <w:b w:val="0"/>
-                <w:sz w:val="24"/>
-              </w:rPr>
-              <w:t>Настройка рабочего окружения; Pytest; Система контроля и управления версиями; Требования к коду; Отладка программ</w:t>
-            </w:r>
-          </w:p>
-        </w:tc>
-      </w:tr>
-    </w:tbl>
+        <w:t>2. Индивидуальный проект</w:t>
+      </w:r>
+    </w:p>
     <w:p>
       <w:pPr>
         <w:spacing w:after="120" w:line="360" w:lineRule="auto"/>
@@ -1816,6 +1684,137 @@
           <w:b w:val="0"/>
           <w:sz w:val="28"/>
         </w:rPr>
+        <w:t>Название проекта: «Сервис учёта комиксов» (вариант 365). Тема согласована с преподавателем.</w:t>
+      </w:r>
+    </w:p>
+    <w:p>
+      <w:pPr>
+        <w:spacing w:after="120" w:line="360" w:lineRule="auto"/>
+        <w:ind w:firstLine="709"/>
+        <w:jc w:val="both"/>
+      </w:pPr>
+      <w:r>
+        <w:rPr>
+          <w:rFonts w:ascii="Times New Roman" w:hAnsi="Times New Roman"/>
+          <w:b w:val="0"/>
+          <w:sz w:val="28"/>
+        </w:rPr>
+        <w:t>Предметная область: учёт печатных и цифровых комиксов. Выпуски объединяются в серии с общим названием, издателем и автором. Пользователь ведёт личную коллекцию, отмечает состояние чтения каждого выпуска и отслеживает прогресс по серии. Выделены четыре сущности: пользователь, серия, комикс и статус, где статус связывает пользователя и конкретный выпуск.</w:t>
+      </w:r>
+    </w:p>
+    <w:p>
+      <w:pPr>
+        <w:spacing w:after="120" w:line="360" w:lineRule="auto"/>
+        <w:ind w:firstLine="709"/>
+        <w:jc w:val="both"/>
+      </w:pPr>
+      <w:r>
+        <w:rPr>
+          <w:rFonts w:ascii="Times New Roman" w:hAnsi="Times New Roman"/>
+          <w:b w:val="0"/>
+          <w:sz w:val="28"/>
+        </w:rPr>
+        <w:t>Реализованный на ПР1 функционал: начальный сценарий предметной области, оформленный в виде программы main.py. Реализованы пять функций, соответствующих описанным в README.md возможностям сервиса:</w:t>
+      </w:r>
+    </w:p>
+    <w:p>
+      <w:pPr>
+        <w:spacing w:after="40" w:line="360" w:lineRule="auto"/>
+        <w:ind w:left="709" w:hanging="340"/>
+        <w:jc w:val="both"/>
+      </w:pPr>
+      <w:r>
+        <w:rPr>
+          <w:rFonts w:ascii="Times New Roman" w:hAnsi="Times New Roman"/>
+          <w:sz w:val="28"/>
+        </w:rPr>
+        <w:t>— get_status_name — определение читаемого названия состояния выпуска по его коду;</w:t>
+      </w:r>
+    </w:p>
+    <w:p>
+      <w:pPr>
+        <w:spacing w:after="40" w:line="360" w:lineRule="auto"/>
+        <w:ind w:left="709" w:hanging="340"/>
+        <w:jc w:val="both"/>
+      </w:pPr>
+      <w:r>
+        <w:rPr>
+          <w:rFonts w:ascii="Times New Roman" w:hAnsi="Times New Roman"/>
+          <w:sz w:val="28"/>
+        </w:rPr>
+        <w:t>— can_add_to_collection — проверка возможности добавить выпуск в коллекцию с учётом возрастного ограничения издания;</w:t>
+      </w:r>
+    </w:p>
+    <w:p>
+      <w:pPr>
+        <w:spacing w:after="40" w:line="360" w:lineRule="auto"/>
+        <w:ind w:left="709" w:hanging="340"/>
+        <w:jc w:val="both"/>
+      </w:pPr>
+      <w:r>
+        <w:rPr>
+          <w:rFonts w:ascii="Times New Roman" w:hAnsi="Times New Roman"/>
+          <w:sz w:val="28"/>
+        </w:rPr>
+        <w:t>— calculate_progress — расчёт прогресса чтения серии в процентах;</w:t>
+      </w:r>
+    </w:p>
+    <w:p>
+      <w:pPr>
+        <w:spacing w:after="40" w:line="360" w:lineRule="auto"/>
+        <w:ind w:left="709" w:hanging="340"/>
+        <w:jc w:val="both"/>
+      </w:pPr>
+      <w:r>
+        <w:rPr>
+          <w:rFonts w:ascii="Times New Roman" w:hAnsi="Times New Roman"/>
+          <w:sz w:val="28"/>
+        </w:rPr>
+        <w:t>— count_issues_left — подсчёт оставшихся к прочтению выпусков;</w:t>
+      </w:r>
+    </w:p>
+    <w:p>
+      <w:pPr>
+        <w:spacing w:after="40" w:line="360" w:lineRule="auto"/>
+        <w:ind w:left="709" w:hanging="340"/>
+        <w:jc w:val="both"/>
+      </w:pPr>
+      <w:r>
+        <w:rPr>
+          <w:rFonts w:ascii="Times New Roman" w:hAnsi="Times New Roman"/>
+          <w:sz w:val="28"/>
+        </w:rPr>
+        <w:t>— format_comic_card — формирование карточки выпуска для вывода пользователю.</w:t>
+      </w:r>
+    </w:p>
+    <w:p>
+      <w:pPr>
+        <w:spacing w:after="120" w:line="360" w:lineRule="auto"/>
+        <w:ind w:firstLine="709"/>
+        <w:jc w:val="both"/>
+      </w:pPr>
+      <w:r>
+        <w:rPr>
+          <w:rFonts w:ascii="Times New Roman" w:hAnsi="Times New Roman"/>
+          <w:b w:val="0"/>
+          <w:sz w:val="28"/>
+        </w:rPr>
+        <w:t>В программе использованы конструкции, изученные в рамках ПР1: простые типы данных (int, float, str, bool), арифметические операции и операции сравнения, преобразование типов, условные конструкции if–elif–else, составные условия с логическими операторами, функции и импорт модуля datetime. Работа с коллекциями, циклами и классами на данном этапе не выполнялась в соответствии с указаниями методических материалов.</w:t>
+      </w:r>
+    </w:p>
+    <w:p>
+      <w:pPr>
+        <w:spacing w:after="120" w:line="360" w:lineRule="auto"/>
+        <w:ind w:firstLine="709"/>
+        <w:jc w:val="both"/>
+      </w:pPr>
+      <w:r>
+        <w:rPr>
+          <w:rFonts w:ascii="Times New Roman" w:hAnsi="Times New Roman"/>
+          <w:b w:val="0"/>
+          <w:sz w:val="28"/>
+        </w:rPr>
+        <w:t>Ссылка на Git-репозиторий: https://github.com/qihed/frameworks</w:t>
       </w:r>
     </w:p>
     <w:p>
@@ -1830,7 +1829,7 @@
           <w:b/>
           <w:sz w:val="28"/>
         </w:rPr>
-        <w:t>3. Индивидуальный проект</w:t>
+        <w:t>3. Результат работы</w:t>
       </w:r>
     </w:p>
     <w:p>
@@ -1845,37 +1844,7 @@
           <w:b w:val="0"/>
           <w:sz w:val="28"/>
         </w:rPr>
-        <w:t>Название проекта: «Сервис учёта комиксов» (вариант 365).</w:t>
-      </w:r>
-    </w:p>
-    <w:p>
-      <w:pPr>
-        <w:spacing w:after="120" w:line="360" w:lineRule="auto"/>
-        <w:ind w:firstLine="709"/>
-        <w:jc w:val="both"/>
-      </w:pPr>
-      <w:r>
-        <w:rPr>
-          <w:rFonts w:ascii="Times New Roman" w:hAnsi="Times New Roman"/>
-          <w:b w:val="0"/>
-          <w:sz w:val="28"/>
-        </w:rPr>
-        <w:t>Предметная область: учёт печатных и цифровых комиксов. Выпуски объединяются в серии с общим названием, издателем и автором. Пользователь ведёт личную коллекцию, отмечает состояние чтения каждого выпуска и отслеживает прогресс по серии. Выделены четыре сущности: пользователь, серия, комикс и статус, где статус связывает пользователя и конкретный выпуск.</w:t>
-      </w:r>
-    </w:p>
-    <w:p>
-      <w:pPr>
-        <w:spacing w:after="120" w:line="360" w:lineRule="auto"/>
-        <w:ind w:firstLine="709"/>
-        <w:jc w:val="both"/>
-      </w:pPr>
-      <w:r>
-        <w:rPr>
-          <w:rFonts w:ascii="Times New Roman" w:hAnsi="Times New Roman"/>
-          <w:b w:val="0"/>
-          <w:sz w:val="28"/>
-        </w:rPr>
-        <w:t>Реализованный на ПР1 функционал: начальный сценарий предметной области, оформленный в виде программы main.py. Реализованы пять функций, соответствующих описанным в README.md возможностям сервиса:</w:t>
+        <w:t>В результате выполнения практической работы № 1:</w:t>
       </w:r>
     </w:p>
     <w:p>
@@ -1889,7 +1858,7 @@
           <w:rFonts w:ascii="Times New Roman" w:hAnsi="Times New Roman"/>
           <w:sz w:val="28"/>
         </w:rPr>
-        <w:t>— get_status_name — определение читаемого названия состояния выпуска по его коду;</w:t>
+        <w:t>— настроено рабочее окружение: установлен интерпретатор Python, подготовлена IDE, создано виртуальное окружение, настроен Git;</w:t>
       </w:r>
     </w:p>
     <w:p>
@@ -1903,7 +1872,7 @@
           <w:rFonts w:ascii="Times New Roman" w:hAnsi="Times New Roman"/>
           <w:sz w:val="28"/>
         </w:rPr>
-        <w:t>— can_add_to_collection — проверка возможности добавить выпуск в коллекцию с учётом возрастного ограничения издания;</w:t>
+        <w:t>— создан Git-репозиторий индивидуального проекта, добавлен файл .gitignore, исключающий виртуальное окружение, кеш Python, служебные файлы IDE и операционной системы;</w:t>
       </w:r>
     </w:p>
     <w:p>
@@ -1917,7 +1886,7 @@
           <w:rFonts w:ascii="Times New Roman" w:hAnsi="Times New Roman"/>
           <w:sz w:val="28"/>
         </w:rPr>
-        <w:t>— calculate_progress — расчёт прогресса чтения серии в процентах;</w:t>
+        <w:t>— подготовлен файл README.md, содержащий название проекта, назначение, целевую аудиторию, описание предметной области, перечень основных сущностей, пять основных функций и план дальнейшего развития;</w:t>
       </w:r>
     </w:p>
     <w:p>
@@ -1931,7 +1900,7 @@
           <w:rFonts w:ascii="Times New Roman" w:hAnsi="Times New Roman"/>
           <w:sz w:val="28"/>
         </w:rPr>
-        <w:t>— count_issues_left — подсчёт оставшихся к прочтению выпусков;</w:t>
+        <w:t>— реализован начальный программный сценарий, корректность работы которого проверена запуском; оформление кода проверено статическим анализатором и соответствует требованиям PEP 8;</w:t>
       </w:r>
     </w:p>
     <w:p>
@@ -1945,37 +1914,21 @@
           <w:rFonts w:ascii="Times New Roman" w:hAnsi="Times New Roman"/>
           <w:sz w:val="28"/>
         </w:rPr>
-        <w:t>— format_comic_card — формирование карточки выпуска для вывода пользователю.</w:t>
-      </w:r>
-    </w:p>
-    <w:p>
-      <w:pPr>
-        <w:spacing w:after="120" w:line="360" w:lineRule="auto"/>
-        <w:ind w:firstLine="709"/>
+        <w:t>— выполнена отладка программы: установлена точка останова в функции calculate_progress, программа запущена в режиме отладки и выполнена пошагово, прослежены значения переменных issues_read и issues_total. Для проверки работы отладчика в функцию внесена ошибка — операция деления заменена на целочисленное деление, из-за чего прогресс во всех случаях принимал значение 0 %. Причина установлена по значению выражения в точке останова, после чего ошибка исправлена;</w:t>
+      </w:r>
+    </w:p>
+    <w:p>
+      <w:pPr>
+        <w:spacing w:after="40" w:line="360" w:lineRule="auto"/>
+        <w:ind w:left="709" w:hanging="340"/>
         <w:jc w:val="both"/>
       </w:pPr>
       <w:r>
         <w:rPr>
           <w:rFonts w:ascii="Times New Roman" w:hAnsi="Times New Roman"/>
-          <w:b w:val="0"/>
-          <w:sz w:val="28"/>
-        </w:rPr>
-        <w:t>В программе использованы конструкции, изученные в рамках ПР1: простые типы данных (int, float, str, bool), арифметические операции и операции сравнения, преобразование типов, условные конструкции if–elif–else, составные условия с логическими операторами, функции и импорт модуля datetime. Работа с коллекциями, циклами и классами на данном этапе не выполнялась в соответствии с указаниями методических материалов.</w:t>
-      </w:r>
-    </w:p>
-    <w:p>
-      <w:pPr>
-        <w:spacing w:after="120" w:line="360" w:lineRule="auto"/>
-        <w:ind w:firstLine="709"/>
-        <w:jc w:val="both"/>
-      </w:pPr>
-      <w:r>
-        <w:rPr>
-          <w:rFonts w:ascii="Times New Roman" w:hAnsi="Times New Roman"/>
-          <w:b w:val="0"/>
-          <w:sz w:val="28"/>
-        </w:rPr>
-        <w:t>Ссылка на Git-репозиторий: __________________________ (заполнить после публикации репозитория).</w:t>
+          <w:sz w:val="28"/>
+        </w:rPr>
+        <w:t>— результат зафиксирован в репозитории: изменения добавлены в индекс, создан commit, история изменений проверена командой git log, репозиторий опубликован на GitHub.</w:t>
       </w:r>
     </w:p>
     <w:p>
@@ -1990,121 +1943,7 @@
           <w:b/>
           <w:sz w:val="28"/>
         </w:rPr>
-        <w:t>4. Результат работы</w:t>
-      </w:r>
-    </w:p>
-    <w:p>
-      <w:pPr>
-        <w:spacing w:after="120" w:line="360" w:lineRule="auto"/>
-        <w:ind w:firstLine="709"/>
-        <w:jc w:val="both"/>
-      </w:pPr>
-      <w:r>
-        <w:rPr>
-          <w:rFonts w:ascii="Times New Roman" w:hAnsi="Times New Roman"/>
-          <w:b w:val="0"/>
-          <w:sz w:val="28"/>
-        </w:rPr>
-        <w:t>В результате выполнения практической работы № 1:</w:t>
-      </w:r>
-    </w:p>
-    <w:p>
-      <w:pPr>
-        <w:spacing w:after="40" w:line="360" w:lineRule="auto"/>
-        <w:ind w:left="709" w:hanging="340"/>
-        <w:jc w:val="both"/>
-      </w:pPr>
-      <w:r>
-        <w:rPr>
-          <w:rFonts w:ascii="Times New Roman" w:hAnsi="Times New Roman"/>
-          <w:sz w:val="28"/>
-        </w:rPr>
-        <w:t>— настроено рабочее окружение: установлен интерпретатор Python, подготовлена IDE, создано виртуальное окружение, настроен Git;</w:t>
-      </w:r>
-    </w:p>
-    <w:p>
-      <w:pPr>
-        <w:spacing w:after="40" w:line="360" w:lineRule="auto"/>
-        <w:ind w:left="709" w:hanging="340"/>
-        <w:jc w:val="both"/>
-      </w:pPr>
-      <w:r>
-        <w:rPr>
-          <w:rFonts w:ascii="Times New Roman" w:hAnsi="Times New Roman"/>
-          <w:sz w:val="28"/>
-        </w:rPr>
-        <w:t>— создан Git-репозиторий индивидуального проекта, добавлен файл .gitignore, исключающий виртуальное окружение, кеш Python, служебные файлы IDE и операционной системы;</w:t>
-      </w:r>
-    </w:p>
-    <w:p>
-      <w:pPr>
-        <w:spacing w:after="40" w:line="360" w:lineRule="auto"/>
-        <w:ind w:left="709" w:hanging="340"/>
-        <w:jc w:val="both"/>
-      </w:pPr>
-      <w:r>
-        <w:rPr>
-          <w:rFonts w:ascii="Times New Roman" w:hAnsi="Times New Roman"/>
-          <w:sz w:val="28"/>
-        </w:rPr>
-        <w:t>— подготовлен файл README.md, содержащий название проекта, назначение, целевую аудиторию, описание предметной области, перечень основных сущностей, пять основных функций и план дальнейшего развития;</w:t>
-      </w:r>
-    </w:p>
-    <w:p>
-      <w:pPr>
-        <w:spacing w:after="40" w:line="360" w:lineRule="auto"/>
-        <w:ind w:left="709" w:hanging="340"/>
-        <w:jc w:val="both"/>
-      </w:pPr>
-      <w:r>
-        <w:rPr>
-          <w:rFonts w:ascii="Times New Roman" w:hAnsi="Times New Roman"/>
-          <w:sz w:val="28"/>
-        </w:rPr>
-        <w:t>— реализован начальный программный сценарий, корректность работы которого проверена запуском; оформление кода проверено статическим анализатором и соответствует требованиям PEP 8;</w:t>
-      </w:r>
-    </w:p>
-    <w:p>
-      <w:pPr>
-        <w:spacing w:after="40" w:line="360" w:lineRule="auto"/>
-        <w:ind w:left="709" w:hanging="340"/>
-        <w:jc w:val="both"/>
-      </w:pPr>
-      <w:r>
-        <w:rPr>
-          <w:rFonts w:ascii="Times New Roman" w:hAnsi="Times New Roman"/>
-          <w:sz w:val="28"/>
-        </w:rPr>
-        <w:t>— выполнена отладка программы: установлена точка останова в функции calculate_progress, программа запущена в режиме отладки и выполнена пошагово, прослежены значения переменных issues_read и issues_total. Для проверки работы отладчика в функцию внесена ошибка — операция деления заменена на целочисленное деление, из-за чего прогресс во всех случаях принимал значение 0 %. Причина установлена по значению выражения в точке останова, после чего ошибка исправлена;</w:t>
-      </w:r>
-    </w:p>
-    <w:p>
-      <w:pPr>
-        <w:spacing w:after="40" w:line="360" w:lineRule="auto"/>
-        <w:ind w:left="709" w:hanging="340"/>
-        <w:jc w:val="both"/>
-      </w:pPr>
-      <w:r>
-        <w:rPr>
-          <w:rFonts w:ascii="Times New Roman" w:hAnsi="Times New Roman"/>
-          <w:sz w:val="28"/>
-        </w:rPr>
-        <w:t>— результат зафиксирован в репозитории: изменения добавлены в индекс, создан commit, история изменений проверена командой git log.</w:t>
-      </w:r>
-    </w:p>
-    <w:p>
-      <w:pPr>
-        <w:spacing w:after="160" w:line="360" w:lineRule="auto"/>
-        <w:ind w:firstLine="0"/>
-        <w:jc w:val="left"/>
-      </w:pPr>
-      <w:r>
-        <w:rPr>
-          <w:rFonts w:ascii="Times New Roman" w:hAnsi="Times New Roman"/>
-          <w:b/>
-          <w:sz w:val="28"/>
-        </w:rPr>
-        <w:t>5. Вывод</w:t>
+        <w:t>4. Вывод</w:t>
       </w:r>
     </w:p>
     <w:p>

--- a/отчет/Отчет_ПР1_Майоров_ЭФБО-04-24.docx
+++ b/отчет/Отчет_ПР1_Майоров_ЭФБО-04-24.docx
@@ -1814,8 +1814,19 @@
           <w:b w:val="0"/>
           <w:sz w:val="28"/>
         </w:rPr>
-        <w:t>Ссылка на Git-репозиторий: https://github.com/qihed/frameworks</w:t>
-      </w:r>
+        <w:t xml:space="preserve">Ссылка на Git-репозиторий: </w:t>
+      </w:r>
+      <w:hyperlink r:id="rId9">
+        <w:r>
+          <w:rPr>
+            <w:rFonts w:ascii="Times New Roman" w:hAnsi="Times New Roman"/>
+            <w:sz w:val="28"/>
+            <w:color w:val="0563C1"/>
+            <w:u w:val="single"/>
+          </w:rPr>
+          <w:t>https://github.com/qihed/frameworks</w:t>
+        </w:r>
+      </w:hyperlink>
     </w:p>
     <w:p>
       <w:pPr>
